--- a/manuscripts/p3_vietnam_title_page.docx
+++ b/manuscripts/p3_vietnam_title_page.docx
@@ -102,13 +102,13 @@
         <w:t xml:space="preserve">Authors</w:t>
       </w:r>
     </w:p>
-    <w:bookmarkStart w:id="22" w:name="first-author-corresponding-author"/>
+    <w:bookmarkStart w:id="22" w:name="first-author"/>
     <w:p>
       <w:pPr>
         <w:pStyle w:val="Heading3"/>
       </w:pPr>
       <w:r>
-        <w:t xml:space="preserve">First Author (Corresponding Author)</w:t>
+        <w:t xml:space="preserve">First Author</w:t>
       </w:r>
     </w:p>
     <w:p>
@@ -170,7 +170,7 @@
         <w:t xml:space="preserve"> </w:t>
       </w:r>
       <w:r>
-        <w:t xml:space="preserve">College of Economics, Can Tho University (CTU)</w:t>
+        <w:t xml:space="preserve">Vĩnh Long University of Technology Education (VLUTE)</w:t>
       </w:r>
     </w:p>
     <w:p>
@@ -192,7 +192,7 @@
         <w:t xml:space="preserve"> </w:t>
       </w:r>
       <w:r>
-        <w:t xml:space="preserve">3/2 Street, Ninh Kieu District, Can Tho City, Vietnam</w:t>
+        <w:t xml:space="preserve">73 Nguyễn Huệ, Phường 2, TP. Vĩnh Long, Tỉnh Vĩnh Long, Vietnam</w:t>
       </w:r>
     </w:p>
     <w:p>
@@ -214,7 +214,7 @@
         <w:t xml:space="preserve"> </w:t>
       </w:r>
       <w:r>
-        <w:t xml:space="preserve">[email address]</w:t>
+        <w:t xml:space="preserve">huongdt@vlute.edu.vn</w:t>
       </w:r>
     </w:p>
     <w:p>
@@ -236,7 +236,7 @@
         <w:t xml:space="preserve"> </w:t>
       </w:r>
       <w:r>
-        <w:t xml:space="preserve">[xxxx-xxxx-xxxx-xxxx]</w:t>
+        <w:t xml:space="preserve">0000-0002-7711-2487 (https://orcid.org/0000-0002-7711-2487)</w:t>
       </w:r>
     </w:p>
     <w:p>
@@ -258,17 +258,17 @@
         <w:t xml:space="preserve"> </w:t>
       </w:r>
       <w:r>
-        <w:t xml:space="preserve">Corresponding author</w:t>
+        <w:t xml:space="preserve">First author</w:t>
       </w:r>
     </w:p>
     <w:bookmarkEnd w:id="22"/>
-    <w:bookmarkStart w:id="23" w:name="second-author"/>
+    <w:bookmarkStart w:id="23" w:name="second-author-corresponding-author"/>
     <w:p>
       <w:pPr>
         <w:pStyle w:val="Heading3"/>
       </w:pPr>
       <w:r>
-        <w:t xml:space="preserve">Second Author</w:t>
+        <w:t xml:space="preserve">Second Author (Corresponding Author)</w:t>
       </w:r>
     </w:p>
     <w:p>
@@ -352,7 +352,7 @@
         <w:t xml:space="preserve"> </w:t>
       </w:r>
       <w:r>
-        <w:t xml:space="preserve">3/2 Street, Ninh Kieu District, Can Tho City, Vietnam</w:t>
+        <w:t xml:space="preserve">Khu II, Đường 3/2, Ninh Kiều, Cần Thơ, Vietnam</w:t>
       </w:r>
     </w:p>
     <w:p>
@@ -374,7 +374,7 @@
         <w:t xml:space="preserve"> </w:t>
       </w:r>
       <w:r>
-        <w:t xml:space="preserve">[email address]</w:t>
+        <w:t xml:space="preserve">patu@ctu.edu.vn</w:t>
       </w:r>
     </w:p>
     <w:p>
@@ -396,7 +396,29 @@
         <w:t xml:space="preserve"> </w:t>
       </w:r>
       <w:r>
-        <w:t xml:space="preserve">[xxxx-xxxx-xxxx-xxxx]</w:t>
+        <w:t xml:space="preserve">0000-0003-0667-3137 (https://orcid.org/0000-0003-0667-3137)</w:t>
+      </w:r>
+    </w:p>
+    <w:p>
+      <w:pPr>
+        <w:numPr>
+          <w:ilvl w:val="0"/>
+          <w:numId w:val="1002"/>
+        </w:numPr>
+        <w:pStyle w:val="Compact"/>
+      </w:pPr>
+      <w:r>
+        <w:rPr>
+          <w:bCs/>
+          <w:b/>
+        </w:rPr>
+        <w:t xml:space="preserve">Role:</w:t>
+      </w:r>
+      <w:r>
+        <w:t xml:space="preserve"> </w:t>
+      </w:r>
+      <w:r>
+        <w:t xml:space="preserve">Corresponding author</w:t>
       </w:r>
     </w:p>
     <w:p>
